--- a/Smart_Attendance_Monitoring_Base_Paper_Review.docx
+++ b/Smart_Attendance_Monitoring_Base_Paper_Review.docx
@@ -20,7 +20,7 @@
           <w:color w:val="000000"/>
           <w:sz w:val="30"/>
         </w:rPr>
-        <w:t>SMART ATTENDANCE MONITORING SYSTEM</w:t>
+        <w:t>STUDENTS ATTENDANCE MONITORING SYSTEM</w:t>
       </w:r>
     </w:p>
     <w:p>
